--- a/docs/QUICKSTART_PWT.docx
+++ b/docs/QUICKSTART_PWT.docx
@@ -254,7 +254,16 @@
     </w:p>
     <w:p>
       <w:r>
-        <w:t>This refreshes the token, starts the signing proxy, waits for it, sets the env vars, and launches gesture control. Then:</w:t>
+        <w:t xml:space="preserve">This refreshes the token, starts the signing proxy, waits for it, sets the env vars, and launches gesture control. Band control is </w:t>
+      </w:r>
+      <w:r>
+        <w:rPr>
+          <w:b/>
+        </w:rPr>
+        <w:t>tap-to-cycle, pause-to-confirm</w:t>
+      </w:r>
+      <w:r>
+        <w:t xml:space="preserve"> (robust to tap bounce — counting taps isn't):</w:t>
       </w:r>
     </w:p>
     <w:p>
@@ -268,7 +277,22 @@
         <w:t>Tap the band once</w:t>
       </w:r>
       <w:r>
-        <w:t xml:space="preserve"> (firm) to wake it — you'll feel a "ready" buzz.</w:t>
+        <w:t xml:space="preserve"> (firm) to wake it — you feel a "ready" buzz; it arms and</w:t>
+      </w:r>
+    </w:p>
+    <w:p>
+      <w:r>
+        <w:t xml:space="preserve">shows </w:t>
+      </w:r>
+      <w:r>
+        <w:rPr>
+          <w:rFonts w:ascii="Consolas" w:hAnsi="Consolas"/>
+          <w:sz w:val="18"/>
+        </w:rPr>
+        <w:t>[UNLOCK]</w:t>
+      </w:r>
+      <w:r>
+        <w:t>.</w:t>
       </w:r>
     </w:p>
     <w:p>
@@ -279,10 +303,20 @@
         <w:rPr>
           <w:b/>
         </w:rPr>
-        <w:t>Two taps</w:t>
+        <w:t>Each tap</w:t>
       </w:r>
       <w:r>
-        <w:t xml:space="preserve"> = ARM (buzz).</w:t>
+        <w:t xml:space="preserve"> advances the menu: </w:t>
+      </w:r>
+      <w:r>
+        <w:rPr>
+          <w:rFonts w:ascii="Consolas" w:hAnsi="Consolas"/>
+          <w:sz w:val="18"/>
+        </w:rPr>
+        <w:t>UNLOCK → LOCK → FLASH → HONK → … → CANCEL</w:t>
+      </w:r>
+      <w:r>
+        <w:t>.</w:t>
       </w:r>
     </w:p>
     <w:p>
@@ -293,10 +327,10 @@
         <w:rPr>
           <w:b/>
         </w:rPr>
-        <w:t>One tap</w:t>
+        <w:t>Pause ~2.5s</w:t>
       </w:r>
       <w:r>
-        <w:t xml:space="preserve"> = cycle the command menu (the on-screen menu shows the current one).</w:t>
+        <w:t xml:space="preserve"> on the command you want → it fires (confirm buzz). Then it disarms.</w:t>
       </w:r>
     </w:p>
     <w:p>
@@ -304,32 +338,31 @@
         <w:pStyle w:val="ListNumber"/>
       </w:pPr>
       <w:r>
-        <w:rPr>
-          <w:b/>
-        </w:rPr>
-        <w:t>Two taps</w:t>
+        <w:t xml:space="preserve">Cycle to </w:t>
       </w:r>
-      <w:r>
-        <w:t xml:space="preserve"> = CONFIRM → the car does it.</w:t>
-      </w:r>
-    </w:p>
-    <w:p>
-      <w:pPr>
-        <w:pStyle w:val="ListNumber"/>
-      </w:pPr>
       <w:r>
         <w:rPr>
           <w:b/>
         </w:rPr>
-        <w:t>Three+ taps</w:t>
+        <w:t>`[CANCEL]`</w:t>
       </w:r>
       <w:r>
-        <w:t xml:space="preserve"> = PANIC → locks + disarms.</w:t>
+        <w:t xml:space="preserve"> and pause to back out safely (does nothing).</w:t>
       </w:r>
     </w:p>
     <w:p>
       <w:r>
-        <w:t xml:space="preserve">Edit the paths/VIN/band address at the top of </w:t>
+        <w:t xml:space="preserve">So: unlock = one tap, wait. Lock = tap, tap, wait. Tune the pause with </w:t>
+      </w:r>
+      <w:r>
+        <w:rPr>
+          <w:rFonts w:ascii="Consolas" w:hAnsi="Consolas"/>
+          <w:sz w:val="18"/>
+        </w:rPr>
+        <w:t>--dwell N</w:t>
+      </w:r>
+      <w:r>
+        <w:t xml:space="preserve">. Edit the paths/VIN/band address at the top of </w:t>
       </w:r>
       <w:r>
         <w:rPr>
@@ -478,7 +511,7 @@
         <w:t>--flick-gap</w:t>
       </w:r>
       <w:r>
-        <w:t xml:space="preserve"> (0.28) = impulses within this window are the same tap (ringing).</w:t>
+        <w:t xml:space="preserve"> (0.30) = impulses within this window are the same tap (debounce).</w:t>
       </w:r>
     </w:p>
     <w:p>
@@ -490,10 +523,10 @@
           <w:rFonts w:ascii="Consolas" w:hAnsi="Consolas"/>
           <w:sz w:val="18"/>
         </w:rPr>
-        <w:t>--multi-window</w:t>
+        <w:t>--dwell</w:t>
       </w:r>
       <w:r>
-        <w:t xml:space="preserve"> (0.6) = wait this long after the last tap before deciding.</w:t>
+        <w:t xml:space="preserve"> (2.5) = pause this long on a command (no taps) to confirm it.</w:t>
       </w:r>
     </w:p>
     <w:p>
